--- a/pr-preview/pr-257/inference-handout-tracked-changes.docx
+++ b/pr-preview/pr-257/inference-handout-tracked-changes.docx
@@ -16,7 +16,7 @@
       </w:pPr>
       <w:del w:id="1" w:author="PR Preview" w:date="2026-01-01T00:00:00Z">
         <w:r>
-          <w:delText xml:space="preserve">Last modified: 2026-10-16 05:21:29 (PDT)</w:delText>
+          <w:delText xml:space="preserve">Last modified: 2026-10-16 07:21:05 (PDT)</w:delText>
         </w:r>
       </w:del>
     </w:p>
@@ -26,7 +26,7 @@
       </w:pPr>
       <w:ins w:id="2" w:author="PR Preview" w:date="2026-01-01T00:00:00Z">
         <w:r>
-          <w:t xml:space="preserve">Last modified: 2026-10-16 05:26:23 (PDT)</w:t>
+          <w:t xml:space="preserve">Last modified: 2026-10-16 10:01:37 (PDT)</w:t>
         </w:r>
       </w:ins>
     </w:p>
@@ -103,199 +103,66 @@
       <w:pPr>
         <w:pStyle w:val="BodyText"/>
       </w:pPr>
-      <w:del w:id="3" w:author="PR Preview" w:date="2026-01-01T00:00:00Z">
+      <w:r>
+        <w:rPr>
+          <w:b/>
+          <w:bCs/>
+        </w:rPr>
+        <w:t xml:space="preserve">Example 1 (Inference about cholesterol in the WCGS population)</w:t>
+      </w:r>
+      <w:r>
+        <w:t xml:space="preserve"> </w:t>
+      </w:r>
+      <w:r>
+        <w:t xml:space="preserve">The</w:t>
+      </w:r>
+      <w:r>
+        <w:t xml:space="preserve"> </w:t>
+      </w:r>
+      <w:hyperlink r:id="rId10">
         <w:r>
           <w:rPr>
-            <w:b/>
-            <w:bCs/>
+            <w:rStyle w:val="Hyperlink"/>
           </w:rPr>
-          <w:delText xml:space="preserve">Example 1 (Inference about cholesterol in the WCGS population)</w:delText>
+          <w:t xml:space="preserve">WCGS</w:t>
         </w:r>
-      </w:del>
-      <w:del w:id="4" w:author="PR Preview" w:date="2026-01-01T00:00:00Z">
-        <w:r>
-          <w:delText xml:space="preserve"> </w:delText>
-        </w:r>
-      </w:del>
-      <w:del w:id="5" w:author="PR Preview" w:date="2026-01-01T00:00:00Z">
-        <w:r>
-          <w:delText xml:space="preserve">The</w:delText>
-        </w:r>
-      </w:del>
-      <w:del w:id="6" w:author="PR Preview" w:date="2026-01-01T00:00:00Z">
-        <w:r>
-          <w:delText xml:space="preserve"> </w:delText>
-        </w:r>
-      </w:del>
-      <w:hyperlink r:id="rId10">
-        <w:del w:id="7" w:author="PR Preview" w:date="2026-01-01T00:00:00Z">
-          <w:r>
-            <w:rPr>
-              <w:rStyle w:val="Hyperlink"/>
-            </w:rPr>
-            <w:delText xml:space="preserve">WCGS</w:delText>
-          </w:r>
-        </w:del>
       </w:hyperlink>
-      <w:del w:id="8" w:author="PR Preview" w:date="2026-01-01T00:00:00Z">
-        <w:r>
-          <w:delText xml:space="preserve"> </w:delText>
-        </w:r>
-      </w:del>
-      <w:del w:id="9" w:author="PR Preview" w:date="2026-01-01T00:00:00Z">
-        <w:r>
-          <w:delText xml:space="preserve">measured total cholesterol in 3,142 of its 3,154 participants.</w:delText>
-        </w:r>
-      </w:del>
-      <w:del w:id="10" w:author="PR Preview" w:date="2026-01-01T00:00:00Z">
-        <w:r>
-          <w:delText xml:space="preserve"> </w:delText>
-        </w:r>
-      </w:del>
-      <w:del w:id="11" w:author="PR Preview" w:date="2026-01-01T00:00:00Z">
-        <w:r>
-          <w:delText xml:space="preserve">Using those measurements to learn about</w:delText>
-        </w:r>
-      </w:del>
-      <w:del w:id="12" w:author="PR Preview" w:date="2026-01-01T00:00:00Z">
-        <w:r>
-          <w:delText xml:space="preserve"> </w:delText>
-        </w:r>
-      </w:del>
-      <w:del w:id="13" w:author="PR Preview" w:date="2026-01-01T00:00:00Z">
-        <w:r>
-          <w:delText xml:space="preserve">the distribution of cholesterol among men like the participants,</w:delText>
-        </w:r>
-      </w:del>
-      <w:del w:id="14" w:author="PR Preview" w:date="2026-01-01T00:00:00Z">
-        <w:r>
-          <w:delText xml:space="preserve"> </w:delText>
-        </w:r>
-      </w:del>
-      <w:del w:id="15" w:author="PR Preview" w:date="2026-01-01T00:00:00Z">
-        <w:r>
-          <w:delText xml:space="preserve">for example its mean,</w:delText>
-        </w:r>
-      </w:del>
-      <w:del w:id="16" w:author="PR Preview" w:date="2026-01-01T00:00:00Z">
-        <w:r>
-          <w:delText xml:space="preserve"> </w:delText>
-        </w:r>
-      </w:del>
-      <w:del w:id="17" w:author="PR Preview" w:date="2026-01-01T00:00:00Z">
-        <w:r>
-          <w:delText xml:space="preserve">and quantifying how uncertain that knowledge is,</w:delText>
-        </w:r>
-      </w:del>
-      <w:del w:id="18" w:author="PR Preview" w:date="2026-01-01T00:00:00Z">
-        <w:r>
-          <w:delText xml:space="preserve"> </w:delText>
-        </w:r>
-      </w:del>
-      <w:del w:id="19" w:author="PR Preview" w:date="2026-01-01T00:00:00Z">
-        <w:r>
-          <w:delText xml:space="preserve">is statistical inference.</w:delText>
-        </w:r>
-      </w:del>
-    </w:p>
-    <w:p>
-      <w:pPr>
-        <w:pStyle w:val="BodyText"/>
-      </w:pPr>
-      <w:ins w:id="20" w:author="PR Preview" w:date="2026-01-01T00:00:00Z">
-        <w:r>
-          <w:rPr>
-            <w:b/>
-            <w:bCs/>
-          </w:rPr>
-          <w:t xml:space="preserve">Example 1 (Inference about cholesterol in the WCGS population)</w:t>
-        </w:r>
-      </w:ins>
-      <w:ins w:id="21" w:author="PR Preview" w:date="2026-01-01T00:00:00Z">
-        <w:r>
-          <w:t xml:space="preserve"> </w:t>
-        </w:r>
-      </w:ins>
-      <w:ins w:id="22" w:author="PR Preview" w:date="2026-01-01T00:00:00Z">
-        <w:r>
-          <w:t xml:space="preserve">The</w:t>
-        </w:r>
-      </w:ins>
-      <w:ins w:id="23" w:author="PR Preview" w:date="2026-01-01T00:00:00Z">
-        <w:r>
-          <w:t xml:space="preserve"> </w:t>
-        </w:r>
-      </w:ins>
-      <w:hyperlink r:id="rId10">
-        <w:ins w:id="24" w:author="PR Preview" w:date="2026-01-01T00:00:00Z">
-          <w:r>
-            <w:rPr>
-              <w:rStyle w:val="Hyperlink"/>
-            </w:rPr>
-            <w:t xml:space="preserve">WCGS</w:t>
-          </w:r>
-        </w:ins>
-      </w:hyperlink>
-      <w:ins w:id="25" w:author="PR Preview" w:date="2026-01-01T00:00:00Z">
-        <w:r>
-          <w:t xml:space="preserve"> </w:t>
-        </w:r>
-      </w:ins>
-      <w:ins w:id="26" w:author="PR Preview" w:date="2026-01-01T00:00:00Z">
-        <w:r>
-          <w:t xml:space="preserve">measured total cholesterol in 3,142 of its 3,154 participants.</w:t>
-        </w:r>
-      </w:ins>
-      <w:ins w:id="27" w:author="PR Preview" w:date="2026-01-01T00:00:00Z">
-        <w:r>
-          <w:t xml:space="preserve"> </w:t>
-        </w:r>
-      </w:ins>
-      <w:ins w:id="28" w:author="PR Preview" w:date="2026-01-01T00:00:00Z">
-        <w:r>
-          <w:t xml:space="preserve">Using those measurements to learn about</w:t>
-        </w:r>
-      </w:ins>
-      <w:ins w:id="29" w:author="PR Preview" w:date="2026-01-01T00:00:00Z">
-        <w:r>
-          <w:t xml:space="preserve"> </w:t>
-        </w:r>
-      </w:ins>
-      <w:ins w:id="30" w:author="PR Preview" w:date="2026-01-01T00:00:00Z">
-        <w:r>
-          <w:t xml:space="preserve">the distribution of cholesterol among men like the participants,</w:t>
-        </w:r>
-      </w:ins>
-      <w:ins w:id="31" w:author="PR Preview" w:date="2026-01-01T00:00:00Z">
-        <w:r>
-          <w:t xml:space="preserve"> </w:t>
-        </w:r>
-      </w:ins>
-      <w:ins w:id="32" w:author="PR Preview" w:date="2026-01-01T00:00:00Z">
-        <w:r>
-          <w:t xml:space="preserve">for example its population mean,</w:t>
-        </w:r>
-      </w:ins>
-      <w:ins w:id="33" w:author="PR Preview" w:date="2026-01-01T00:00:00Z">
-        <w:r>
-          <w:t xml:space="preserve"> </w:t>
-        </w:r>
-      </w:ins>
-      <w:ins w:id="34" w:author="PR Preview" w:date="2026-01-01T00:00:00Z">
-        <w:r>
-          <w:t xml:space="preserve">and quantifying how uncertain that knowledge is,</w:t>
-        </w:r>
-      </w:ins>
-      <w:ins w:id="35" w:author="PR Preview" w:date="2026-01-01T00:00:00Z">
-        <w:r>
-          <w:t xml:space="preserve"> </w:t>
-        </w:r>
-      </w:ins>
-      <w:ins w:id="36" w:author="PR Preview" w:date="2026-01-01T00:00:00Z">
-        <w:r>
-          <w:t xml:space="preserve">is statistical inference.</w:t>
-        </w:r>
-      </w:ins>
+      <w:r>
+        <w:t xml:space="preserve"> </w:t>
+      </w:r>
+      <w:r>
+        <w:t xml:space="preserve">measured total cholesterol in 3,142 of its 3,154 participants.</w:t>
+      </w:r>
+      <w:r>
+        <w:t xml:space="preserve"> </w:t>
+      </w:r>
+      <w:r>
+        <w:t xml:space="preserve">Using those measurements to learn about</w:t>
+      </w:r>
+      <w:r>
+        <w:t xml:space="preserve"> </w:t>
+      </w:r>
+      <w:r>
+        <w:t xml:space="preserve">the distribution of cholesterol among men like the participants,</w:t>
+      </w:r>
+      <w:r>
+        <w:t xml:space="preserve"> </w:t>
+      </w:r>
+      <w:r>
+        <w:t xml:space="preserve">for example its population mean,</w:t>
+      </w:r>
+      <w:r>
+        <w:t xml:space="preserve"> </w:t>
+      </w:r>
+      <w:r>
+        <w:t xml:space="preserve">and quantifying how uncertain that knowledge is,</w:t>
+      </w:r>
+      <w:r>
+        <w:t xml:space="preserve"> </w:t>
+      </w:r>
+      <w:r>
+        <w:t xml:space="preserve">is statistical inference.</w:t>
+      </w:r>
     </w:p>
     <w:bookmarkEnd w:id="11"/>
     <w:p>
@@ -732,30 +599,22 @@
       <w:pPr>
         <w:pStyle w:val="BodyText"/>
       </w:pPr>
-      <w:del w:id="37" w:author="PR Preview" w:date="2026-01-01T00:00:00Z">
-        <w:r>
-          <w:rPr>
-            <w:b/>
-            <w:bCs/>
-          </w:rPr>
-          <w:delText xml:space="preserve">Example 2 (Cholesterol and CHD in the WCGS)</w:delText>
-        </w:r>
-      </w:del>
-      <w:del w:id="38" w:author="PR Preview" w:date="2026-01-01T00:00:00Z">
-        <w:r>
-          <w:delText xml:space="preserve"> </w:delText>
-        </w:r>
-      </w:del>
-      <w:del w:id="39" w:author="PR Preview" w:date="2026-01-01T00:00:00Z">
-        <w:r>
-          <w:delText xml:space="preserve">Let</w:delText>
-        </w:r>
-      </w:del>
-      <w:del w:id="40" w:author="PR Preview" w:date="2026-01-01T00:00:00Z">
-        <w:r>
-          <w:delText xml:space="preserve"> </w:delText>
-        </w:r>
-      </w:del>
+      <w:r>
+        <w:rPr>
+          <w:b/>
+          <w:bCs/>
+        </w:rPr>
+        <w:t xml:space="preserve">Example 2 (Cholesterol and CHD in the WCGS)</w:t>
+      </w:r>
+      <w:r>
+        <w:t xml:space="preserve"> </w:t>
+      </w:r>
+      <w:r>
+        <w:t xml:space="preserve">Let</w:t>
+      </w:r>
+      <w:r>
+        <w:t xml:space="preserve"> </w:t>
+      </w:r>
       <m:oMath>
         <m:sSub>
           <m:e>
@@ -770,21 +629,15 @@
           </m:sub>
         </m:sSub>
       </m:oMath>
-      <w:del w:id="41" w:author="PR Preview" w:date="2026-01-01T00:00:00Z">
-        <w:r>
-          <w:delText xml:space="preserve"> </w:delText>
-        </w:r>
-      </w:del>
-      <w:del w:id="42" w:author="PR Preview" w:date="2026-01-01T00:00:00Z">
-        <w:r>
-          <w:delText xml:space="preserve">and</w:delText>
-        </w:r>
-      </w:del>
-      <w:del w:id="43" w:author="PR Preview" w:date="2026-01-01T00:00:00Z">
-        <w:r>
-          <w:delText xml:space="preserve"> </w:delText>
-        </w:r>
-      </w:del>
+      <w:r>
+        <w:t xml:space="preserve"> </w:t>
+      </w:r>
+      <w:r>
+        <w:t xml:space="preserve">and</w:t>
+      </w:r>
+      <w:r>
+        <w:t xml:space="preserve"> </w:t>
+      </w:r>
       <m:oMath>
         <m:sSub>
           <m:e>
@@ -799,248 +652,59 @@
           </m:sub>
         </m:sSub>
       </m:oMath>
-      <w:del w:id="44" w:author="PR Preview" w:date="2026-01-01T00:00:00Z">
-        <w:r>
-          <w:delText xml:space="preserve"> </w:delText>
-        </w:r>
-      </w:del>
-      <w:del w:id="45" w:author="PR Preview" w:date="2026-01-01T00:00:00Z">
-        <w:r>
-          <w:delText xml:space="preserve">be the mean cholesterol</w:delText>
-        </w:r>
-      </w:del>
-      <w:del w:id="46" w:author="PR Preview" w:date="2026-01-01T00:00:00Z">
-        <w:r>
-          <w:delText xml:space="preserve"> </w:delText>
-        </w:r>
-      </w:del>
-      <w:del w:id="47" w:author="PR Preview" w:date="2026-01-01T00:00:00Z">
-        <w:r>
-          <w:delText xml:space="preserve">of men who do and do not have a CHD event by 1969,</w:delText>
-        </w:r>
-      </w:del>
-      <w:del w:id="48" w:author="PR Preview" w:date="2026-01-01T00:00:00Z">
-        <w:r>
-          <w:delText xml:space="preserve"> </w:delText>
-        </w:r>
-      </w:del>
-      <w:del w:id="49" w:author="PR Preview" w:date="2026-01-01T00:00:00Z">
-        <w:r>
-          <w:delText xml:space="preserve">in the population the WCGS sampled.</w:delText>
-        </w:r>
-      </w:del>
-      <w:del w:id="50" w:author="PR Preview" w:date="2026-01-01T00:00:00Z">
-        <w:r>
-          <w:delText xml:space="preserve"> </w:delText>
-        </w:r>
-      </w:del>
-      <w:del w:id="51" w:author="PR Preview" w:date="2026-01-01T00:00:00Z">
-        <w:r>
-          <w:delText xml:space="preserve">A comparison of the two groups</w:delText>
-        </w:r>
-      </w:del>
-      <w:del w:id="52" w:author="PR Preview" w:date="2026-01-01T00:00:00Z">
-        <w:r>
-          <w:delText xml:space="preserve"> </w:delText>
-        </w:r>
-      </w:del>
-      <w:del w:id="53" w:author="PR Preview" w:date="2026-01-01T00:00:00Z">
-        <w:r>
-          <w:delText xml:space="preserve">tests the null hypothesis that the means are equal</w:delText>
-        </w:r>
-      </w:del>
-      <w:del w:id="54" w:author="PR Preview" w:date="2026-01-01T00:00:00Z">
-        <w:r>
-          <w:delText xml:space="preserve"> </w:delText>
-        </w:r>
-      </w:del>
-      <w:del w:id="55" w:author="PR Preview" w:date="2026-01-01T00:00:00Z">
-        <w:r>
-          <w:delText xml:space="preserve">against the</w:delText>
-        </w:r>
-      </w:del>
-      <w:del w:id="56" w:author="PR Preview" w:date="2026-01-01T00:00:00Z">
-        <w:r>
-          <w:delText xml:space="preserve"> </w:delText>
-        </w:r>
-      </w:del>
+      <w:r>
+        <w:t xml:space="preserve"> </w:t>
+      </w:r>
+      <w:r>
+        <w:t xml:space="preserve">be the population mean cholesterol</w:t>
+      </w:r>
+      <w:r>
+        <w:t xml:space="preserve"> </w:t>
+      </w:r>
+      <w:r>
+        <w:t xml:space="preserve">of men who do and do not have a CHD event by 1969,</w:t>
+      </w:r>
+      <w:r>
+        <w:t xml:space="preserve"> </w:t>
+      </w:r>
+      <w:r>
+        <w:t xml:space="preserve">in the population the WCGS sampled.</w:t>
+      </w:r>
+      <w:r>
+        <w:t xml:space="preserve"> </w:t>
+      </w:r>
+      <w:r>
+        <w:t xml:space="preserve">A comparison of the two groups</w:t>
+      </w:r>
+      <w:r>
+        <w:t xml:space="preserve"> </w:t>
+      </w:r>
+      <w:r>
+        <w:t xml:space="preserve">tests the null hypothesis that the population means are equal</w:t>
+      </w:r>
+      <w:r>
+        <w:t xml:space="preserve"> </w:t>
+      </w:r>
+      <w:r>
+        <w:t xml:space="preserve">against the</w:t>
+      </w:r>
+      <w:r>
+        <w:t xml:space="preserve"> </w:t>
+      </w:r>
       <w:hyperlink w:anchor="def-two-sided-alternative">
-        <w:del w:id="57" w:author="PR Preview" w:date="2026-01-01T00:00:00Z">
-          <w:r>
-            <w:rPr>
-              <w:rStyle w:val="Hyperlink"/>
-            </w:rPr>
-            <w:delText xml:space="preserve">two-sided alternative</w:delText>
-          </w:r>
-        </w:del>
-      </w:hyperlink>
-      <w:del w:id="58" w:author="PR Preview" w:date="2026-01-01T00:00:00Z">
-        <w:r>
-          <w:delText xml:space="preserve"> </w:delText>
-        </w:r>
-      </w:del>
-      <w:del w:id="59" w:author="PR Preview" w:date="2026-01-01T00:00:00Z">
-        <w:r>
-          <w:delText xml:space="preserve">that they differ:</w:delText>
-        </w:r>
-      </w:del>
-    </w:p>
-    <w:p>
-      <w:pPr>
-        <w:pStyle w:val="BodyText"/>
-      </w:pPr>
-      <w:ins w:id="60" w:author="PR Preview" w:date="2026-01-01T00:00:00Z">
         <w:r>
           <w:rPr>
-            <w:b/>
-            <w:bCs/>
+            <w:rStyle w:val="Hyperlink"/>
           </w:rPr>
-          <w:t xml:space="preserve">Example 2 (Cholesterol and CHD in the WCGS)</w:t>
+          <w:t xml:space="preserve">two-sided alternative</w:t>
         </w:r>
-      </w:ins>
-      <w:ins w:id="61" w:author="PR Preview" w:date="2026-01-01T00:00:00Z">
-        <w:r>
-          <w:t xml:space="preserve"> </w:t>
-        </w:r>
-      </w:ins>
-      <w:ins w:id="62" w:author="PR Preview" w:date="2026-01-01T00:00:00Z">
-        <w:r>
-          <w:t xml:space="preserve">Let</w:t>
-        </w:r>
-      </w:ins>
-      <w:ins w:id="63" w:author="PR Preview" w:date="2026-01-01T00:00:00Z">
-        <w:r>
-          <w:t xml:space="preserve"> </w:t>
-        </w:r>
-      </w:ins>
-      <m:oMath>
-        <m:sSub>
-          <m:e>
-            <m:r>
-              <m:t>μ</m:t>
-            </m:r>
-          </m:e>
-          <m:sub>
-            <m:r>
-              <m:t>1</m:t>
-            </m:r>
-          </m:sub>
-        </m:sSub>
-      </m:oMath>
-      <w:ins w:id="64" w:author="PR Preview" w:date="2026-01-01T00:00:00Z">
-        <w:r>
-          <w:t xml:space="preserve"> </w:t>
-        </w:r>
-      </w:ins>
-      <w:ins w:id="65" w:author="PR Preview" w:date="2026-01-01T00:00:00Z">
-        <w:r>
-          <w:t xml:space="preserve">and</w:t>
-        </w:r>
-      </w:ins>
-      <w:ins w:id="66" w:author="PR Preview" w:date="2026-01-01T00:00:00Z">
-        <w:r>
-          <w:t xml:space="preserve"> </w:t>
-        </w:r>
-      </w:ins>
-      <m:oMath>
-        <m:sSub>
-          <m:e>
-            <m:r>
-              <m:t>μ</m:t>
-            </m:r>
-          </m:e>
-          <m:sub>
-            <m:r>
-              <m:t>0</m:t>
-            </m:r>
-          </m:sub>
-        </m:sSub>
-      </m:oMath>
-      <w:ins w:id="67" w:author="PR Preview" w:date="2026-01-01T00:00:00Z">
-        <w:r>
-          <w:t xml:space="preserve"> </w:t>
-        </w:r>
-      </w:ins>
-      <w:ins w:id="68" w:author="PR Preview" w:date="2026-01-01T00:00:00Z">
-        <w:r>
-          <w:t xml:space="preserve">be the population mean cholesterol</w:t>
-        </w:r>
-      </w:ins>
-      <w:ins w:id="69" w:author="PR Preview" w:date="2026-01-01T00:00:00Z">
-        <w:r>
-          <w:t xml:space="preserve"> </w:t>
-        </w:r>
-      </w:ins>
-      <w:ins w:id="70" w:author="PR Preview" w:date="2026-01-01T00:00:00Z">
-        <w:r>
-          <w:t xml:space="preserve">of men who do and do not have a CHD event by 1969,</w:t>
-        </w:r>
-      </w:ins>
-      <w:ins w:id="71" w:author="PR Preview" w:date="2026-01-01T00:00:00Z">
-        <w:r>
-          <w:t xml:space="preserve"> </w:t>
-        </w:r>
-      </w:ins>
-      <w:ins w:id="72" w:author="PR Preview" w:date="2026-01-01T00:00:00Z">
-        <w:r>
-          <w:t xml:space="preserve">in the population the WCGS sampled.</w:t>
-        </w:r>
-      </w:ins>
-      <w:ins w:id="73" w:author="PR Preview" w:date="2026-01-01T00:00:00Z">
-        <w:r>
-          <w:t xml:space="preserve"> </w:t>
-        </w:r>
-      </w:ins>
-      <w:ins w:id="74" w:author="PR Preview" w:date="2026-01-01T00:00:00Z">
-        <w:r>
-          <w:t xml:space="preserve">A comparison of the two groups</w:t>
-        </w:r>
-      </w:ins>
-      <w:ins w:id="75" w:author="PR Preview" w:date="2026-01-01T00:00:00Z">
-        <w:r>
-          <w:t xml:space="preserve"> </w:t>
-        </w:r>
-      </w:ins>
-      <w:ins w:id="76" w:author="PR Preview" w:date="2026-01-01T00:00:00Z">
-        <w:r>
-          <w:t xml:space="preserve">tests the null hypothesis that the population means are equal</w:t>
-        </w:r>
-      </w:ins>
-      <w:ins w:id="77" w:author="PR Preview" w:date="2026-01-01T00:00:00Z">
-        <w:r>
-          <w:t xml:space="preserve"> </w:t>
-        </w:r>
-      </w:ins>
-      <w:ins w:id="78" w:author="PR Preview" w:date="2026-01-01T00:00:00Z">
-        <w:r>
-          <w:t xml:space="preserve">against the</w:t>
-        </w:r>
-      </w:ins>
-      <w:ins w:id="79" w:author="PR Preview" w:date="2026-01-01T00:00:00Z">
-        <w:r>
-          <w:t xml:space="preserve"> </w:t>
-        </w:r>
-      </w:ins>
-      <w:hyperlink w:anchor="def-two-sided-alternative">
-        <w:ins w:id="80" w:author="PR Preview" w:date="2026-01-01T00:00:00Z">
-          <w:r>
-            <w:rPr>
-              <w:rStyle w:val="Hyperlink"/>
-            </w:rPr>
-            <w:t xml:space="preserve">two-sided alternative</w:t>
-          </w:r>
-        </w:ins>
       </w:hyperlink>
-      <w:ins w:id="81" w:author="PR Preview" w:date="2026-01-01T00:00:00Z">
-        <w:r>
-          <w:t xml:space="preserve"> </w:t>
-        </w:r>
-      </w:ins>
-      <w:ins w:id="82" w:author="PR Preview" w:date="2026-01-01T00:00:00Z">
-        <w:r>
-          <w:t xml:space="preserve">that they differ:</w:t>
-        </w:r>
-      </w:ins>
+      <w:r>
+        <w:t xml:space="preserve"> </w:t>
+      </w:r>
+      <w:r>
+        <w:t xml:space="preserve">that they differ:</w:t>
+      </w:r>
     </w:p>
     <w:p>
       <w:pPr>
@@ -1946,60 +1610,42 @@
       <w:pPr>
         <w:pStyle w:val="BodyText"/>
       </w:pPr>
-      <w:del w:id="83" w:author="PR Preview" w:date="2026-01-01T00:00:00Z">
+      <w:r>
+        <w:rPr>
+          <w:b/>
+          <w:bCs/>
+        </w:rPr>
+        <w:t xml:space="preserve">Example 3 (Testing whether population mean cholesterol differs by CHD status)</w:t>
+      </w:r>
+      <w:r>
+        <w:t xml:space="preserve"> </w:t>
+      </w:r>
+      <w:r>
+        <w:t xml:space="preserve">Continuing</w:t>
+      </w:r>
+      <w:r>
+        <w:t xml:space="preserve"> </w:t>
+      </w:r>
+      <w:hyperlink w:anchor="exm-hypotheses-wcgs">
         <w:r>
           <w:rPr>
-            <w:b/>
-            <w:bCs/>
+            <w:rStyle w:val="Hyperlink"/>
           </w:rPr>
-          <w:delText xml:space="preserve">Example 3 (Testing whether mean cholesterol differs by CHD status)</w:delText>
+          <w:t xml:space="preserve">Example 2</w:t>
         </w:r>
-      </w:del>
-      <w:del w:id="84" w:author="PR Preview" w:date="2026-01-01T00:00:00Z">
-        <w:r>
-          <w:delText xml:space="preserve"> </w:delText>
-        </w:r>
-      </w:del>
-      <w:del w:id="85" w:author="PR Preview" w:date="2026-01-01T00:00:00Z">
-        <w:r>
-          <w:delText xml:space="preserve">Continuing</w:delText>
-        </w:r>
-      </w:del>
-      <w:del w:id="86" w:author="PR Preview" w:date="2026-01-01T00:00:00Z">
-        <w:r>
-          <w:delText xml:space="preserve"> </w:delText>
-        </w:r>
-      </w:del>
-      <w:hyperlink w:anchor="exm-hypotheses-wcgs">
-        <w:del w:id="87" w:author="PR Preview" w:date="2026-01-01T00:00:00Z">
-          <w:r>
-            <w:rPr>
-              <w:rStyle w:val="Hyperlink"/>
-            </w:rPr>
-            <w:delText xml:space="preserve">Example 2</w:delText>
-          </w:r>
-        </w:del>
       </w:hyperlink>
-      <w:del w:id="88" w:author="PR Preview" w:date="2026-01-01T00:00:00Z">
-        <w:r>
-          <w:delText xml:space="preserve">,</w:delText>
-        </w:r>
-      </w:del>
-      <w:del w:id="89" w:author="PR Preview" w:date="2026-01-01T00:00:00Z">
-        <w:r>
-          <w:delText xml:space="preserve"> </w:delText>
-        </w:r>
-      </w:del>
-      <w:del w:id="90" w:author="PR Preview" w:date="2026-01-01T00:00:00Z">
-        <w:r>
-          <w:delText xml:space="preserve">let</w:delText>
-        </w:r>
-      </w:del>
-      <w:del w:id="91" w:author="PR Preview" w:date="2026-01-01T00:00:00Z">
-        <w:r>
-          <w:delText xml:space="preserve"> </w:delText>
-        </w:r>
-      </w:del>
+      <w:r>
+        <w:t xml:space="preserve">,</w:t>
+      </w:r>
+      <w:r>
+        <w:t xml:space="preserve"> </w:t>
+      </w:r>
+      <w:r>
+        <w:t xml:space="preserve">let</w:t>
+      </w:r>
+      <w:r>
+        <w:t xml:space="preserve"> </w:t>
+      </w:r>
       <m:oMath>
         <m:sSub>
           <m:e>
@@ -2021,21 +1667,15 @@
           </m:sub>
         </m:sSub>
       </m:oMath>
-      <w:del w:id="92" w:author="PR Preview" w:date="2026-01-01T00:00:00Z">
-        <w:r>
-          <w:delText xml:space="preserve"> </w:delText>
-        </w:r>
-      </w:del>
-      <w:del w:id="93" w:author="PR Preview" w:date="2026-01-01T00:00:00Z">
-        <w:r>
-          <w:delText xml:space="preserve">and</w:delText>
-        </w:r>
-      </w:del>
-      <w:del w:id="94" w:author="PR Preview" w:date="2026-01-01T00:00:00Z">
-        <w:r>
-          <w:delText xml:space="preserve"> </w:delText>
-        </w:r>
-      </w:del>
+      <w:r>
+        <w:t xml:space="preserve"> </w:t>
+      </w:r>
+      <w:r>
+        <w:t xml:space="preserve">and</w:t>
+      </w:r>
+      <w:r>
+        <w:t xml:space="preserve"> </w:t>
+      </w:r>
       <m:oMath>
         <m:sSub>
           <m:e>
@@ -2057,31 +1697,21 @@
           </m:sub>
         </m:sSub>
       </m:oMath>
-      <w:del w:id="95" w:author="PR Preview" w:date="2026-01-01T00:00:00Z">
-        <w:r>
-          <w:delText xml:space="preserve"> </w:delText>
-        </w:r>
-      </w:del>
-      <w:del w:id="96" w:author="PR Preview" w:date="2026-01-01T00:00:00Z">
-        <w:r>
-          <w:delText xml:space="preserve">be the two groups’ sample mean cholesterol,</w:delText>
-        </w:r>
-      </w:del>
-      <w:del w:id="97" w:author="PR Preview" w:date="2026-01-01T00:00:00Z">
-        <w:r>
-          <w:delText xml:space="preserve"> </w:delText>
-        </w:r>
-      </w:del>
-      <w:del w:id="98" w:author="PR Preview" w:date="2026-01-01T00:00:00Z">
-        <w:r>
-          <w:delText xml:space="preserve">with sample variances</w:delText>
-        </w:r>
-      </w:del>
-      <w:del w:id="99" w:author="PR Preview" w:date="2026-01-01T00:00:00Z">
-        <w:r>
-          <w:delText xml:space="preserve"> </w:delText>
-        </w:r>
-      </w:del>
+      <w:r>
+        <w:t xml:space="preserve"> </w:t>
+      </w:r>
+      <w:r>
+        <w:t xml:space="preserve">be the two groups’ sample mean cholesterol,</w:t>
+      </w:r>
+      <w:r>
+        <w:t xml:space="preserve"> </w:t>
+      </w:r>
+      <w:r>
+        <w:t xml:space="preserve">with sample variances</w:t>
+      </w:r>
+      <w:r>
+        <w:t xml:space="preserve"> </w:t>
+      </w:r>
       <m:oMath>
         <m:sSubSup>
           <m:e>
@@ -2101,21 +1731,15 @@
           </m:sup>
         </m:sSubSup>
       </m:oMath>
-      <w:del w:id="100" w:author="PR Preview" w:date="2026-01-01T00:00:00Z">
-        <w:r>
-          <w:delText xml:space="preserve"> </w:delText>
-        </w:r>
-      </w:del>
-      <w:del w:id="101" w:author="PR Preview" w:date="2026-01-01T00:00:00Z">
-        <w:r>
-          <w:delText xml:space="preserve">and</w:delText>
-        </w:r>
-      </w:del>
-      <w:del w:id="102" w:author="PR Preview" w:date="2026-01-01T00:00:00Z">
-        <w:r>
-          <w:delText xml:space="preserve"> </w:delText>
-        </w:r>
-      </w:del>
+      <w:r>
+        <w:t xml:space="preserve"> </w:t>
+      </w:r>
+      <w:r>
+        <w:t xml:space="preserve">and</w:t>
+      </w:r>
+      <w:r>
+        <w:t xml:space="preserve"> </w:t>
+      </w:r>
       <m:oMath>
         <m:sSubSup>
           <m:e>
@@ -2135,21 +1759,15 @@
           </m:sup>
         </m:sSubSup>
       </m:oMath>
-      <w:del w:id="103" w:author="PR Preview" w:date="2026-01-01T00:00:00Z">
-        <w:r>
-          <w:delText xml:space="preserve"> </w:delText>
-        </w:r>
-      </w:del>
-      <w:del w:id="104" w:author="PR Preview" w:date="2026-01-01T00:00:00Z">
-        <w:r>
-          <w:delText xml:space="preserve">and sample sizes</w:delText>
-        </w:r>
-      </w:del>
-      <w:del w:id="105" w:author="PR Preview" w:date="2026-01-01T00:00:00Z">
-        <w:r>
-          <w:delText xml:space="preserve"> </w:delText>
-        </w:r>
-      </w:del>
+      <w:r>
+        <w:t xml:space="preserve"> </w:t>
+      </w:r>
+      <w:r>
+        <w:t xml:space="preserve">and sample sizes</w:t>
+      </w:r>
+      <w:r>
+        <w:t xml:space="preserve"> </w:t>
+      </w:r>
       <m:oMath>
         <m:sSub>
           <m:e>
@@ -2164,21 +1782,15 @@
           </m:sub>
         </m:sSub>
       </m:oMath>
-      <w:del w:id="106" w:author="PR Preview" w:date="2026-01-01T00:00:00Z">
-        <w:r>
-          <w:delText xml:space="preserve"> </w:delText>
-        </w:r>
-      </w:del>
-      <w:del w:id="107" w:author="PR Preview" w:date="2026-01-01T00:00:00Z">
-        <w:r>
-          <w:delText xml:space="preserve">and</w:delText>
-        </w:r>
-      </w:del>
-      <w:del w:id="108" w:author="PR Preview" w:date="2026-01-01T00:00:00Z">
-        <w:r>
-          <w:delText xml:space="preserve"> </w:delText>
-        </w:r>
-      </w:del>
+      <w:r>
+        <w:t xml:space="preserve"> </w:t>
+      </w:r>
+      <w:r>
+        <w:t xml:space="preserve">and</w:t>
+      </w:r>
+      <w:r>
+        <w:t xml:space="preserve"> </w:t>
+      </w:r>
       <m:oMath>
         <m:sSub>
           <m:e>
@@ -2193,46 +1805,32 @@
           </m:sub>
         </m:sSub>
       </m:oMath>
-      <w:del w:id="109" w:author="PR Preview" w:date="2026-01-01T00:00:00Z">
+      <w:r>
+        <w:t xml:space="preserve">.</w:t>
+      </w:r>
+      <w:r>
+        <w:t xml:space="preserve"> </w:t>
+      </w:r>
+      <w:r>
+        <w:t xml:space="preserve">By the</w:t>
+      </w:r>
+      <w:r>
+        <w:t xml:space="preserve"> </w:t>
+      </w:r>
+      <w:hyperlink r:id="rId24">
         <w:r>
-          <w:delText xml:space="preserve">.</w:delText>
+          <w:rPr>
+            <w:rStyle w:val="Hyperlink"/>
+          </w:rPr>
+          <w:t xml:space="preserve">central limit theorem</w:t>
         </w:r>
-      </w:del>
-      <w:del w:id="110" w:author="PR Preview" w:date="2026-01-01T00:00:00Z">
-        <w:r>
-          <w:delText xml:space="preserve"> </w:delText>
-        </w:r>
-      </w:del>
-      <w:del w:id="111" w:author="PR Preview" w:date="2026-01-01T00:00:00Z">
-        <w:r>
-          <w:delText xml:space="preserve">By the</w:delText>
-        </w:r>
-      </w:del>
-      <w:del w:id="112" w:author="PR Preview" w:date="2026-01-01T00:00:00Z">
-        <w:r>
-          <w:delText xml:space="preserve"> </w:delText>
-        </w:r>
-      </w:del>
-      <w:hyperlink r:id="rId24">
-        <w:del w:id="113" w:author="PR Preview" w:date="2026-01-01T00:00:00Z">
-          <w:r>
-            <w:rPr>
-              <w:rStyle w:val="Hyperlink"/>
-            </w:rPr>
-            <w:delText xml:space="preserve">central limit theorem</w:delText>
-          </w:r>
-        </w:del>
       </w:hyperlink>
-      <w:del w:id="114" w:author="PR Preview" w:date="2026-01-01T00:00:00Z">
-        <w:r>
-          <w:delText xml:space="preserve">, when</w:delText>
-        </w:r>
-      </w:del>
-      <w:del w:id="115" w:author="PR Preview" w:date="2026-01-01T00:00:00Z">
-        <w:r>
-          <w:delText xml:space="preserve"> </w:delText>
-        </w:r>
-      </w:del>
+      <w:r>
+        <w:t xml:space="preserve">, when</w:t>
+      </w:r>
+      <w:r>
+        <w:t xml:space="preserve"> </w:t>
+      </w:r>
       <m:oMath>
         <m:sSub>
           <m:e>
@@ -2247,352 +1845,18 @@
           </m:sub>
         </m:sSub>
       </m:oMath>
-      <w:del w:id="116" w:author="PR Preview" w:date="2026-01-01T00:00:00Z">
-        <w:r>
-          <w:delText xml:space="preserve"> </w:delText>
-        </w:r>
-      </w:del>
-      <w:del w:id="117" w:author="PR Preview" w:date="2026-01-01T00:00:00Z">
-        <w:r>
-          <w:delText xml:space="preserve">holds and the samples are large,</w:delText>
-        </w:r>
-      </w:del>
-      <w:del w:id="118" w:author="PR Preview" w:date="2026-01-01T00:00:00Z">
-        <w:r>
-          <w:delText xml:space="preserve"> </w:delText>
-        </w:r>
-      </w:del>
-      <w:del w:id="119" w:author="PR Preview" w:date="2026-01-01T00:00:00Z">
-        <w:r>
-          <w:delText xml:space="preserve">the statistic</w:delText>
-        </w:r>
-      </w:del>
-    </w:p>
-    <w:p>
-      <w:pPr>
-        <w:pStyle w:val="BodyText"/>
-      </w:pPr>
-      <w:ins w:id="120" w:author="PR Preview" w:date="2026-01-01T00:00:00Z">
-        <w:r>
-          <w:rPr>
-            <w:b/>
-            <w:bCs/>
-          </w:rPr>
-          <w:t xml:space="preserve">Example 3 (Testing whether population mean cholesterol differs by CHD status)</w:t>
-        </w:r>
-      </w:ins>
-      <w:ins w:id="121" w:author="PR Preview" w:date="2026-01-01T00:00:00Z">
-        <w:r>
-          <w:t xml:space="preserve"> </w:t>
-        </w:r>
-      </w:ins>
-      <w:ins w:id="122" w:author="PR Preview" w:date="2026-01-01T00:00:00Z">
-        <w:r>
-          <w:t xml:space="preserve">Continuing</w:t>
-        </w:r>
-      </w:ins>
-      <w:ins w:id="123" w:author="PR Preview" w:date="2026-01-01T00:00:00Z">
-        <w:r>
-          <w:t xml:space="preserve"> </w:t>
-        </w:r>
-      </w:ins>
-      <w:hyperlink w:anchor="exm-hypotheses-wcgs">
-        <w:ins w:id="124" w:author="PR Preview" w:date="2026-01-01T00:00:00Z">
-          <w:r>
-            <w:rPr>
-              <w:rStyle w:val="Hyperlink"/>
-            </w:rPr>
-            <w:t xml:space="preserve">Example 2</w:t>
-          </w:r>
-        </w:ins>
-      </w:hyperlink>
-      <w:ins w:id="125" w:author="PR Preview" w:date="2026-01-01T00:00:00Z">
-        <w:r>
-          <w:t xml:space="preserve">,</w:t>
-        </w:r>
-      </w:ins>
-      <w:ins w:id="126" w:author="PR Preview" w:date="2026-01-01T00:00:00Z">
-        <w:r>
-          <w:t xml:space="preserve"> </w:t>
-        </w:r>
-      </w:ins>
-      <w:ins w:id="127" w:author="PR Preview" w:date="2026-01-01T00:00:00Z">
-        <w:r>
-          <w:t xml:space="preserve">let</w:t>
-        </w:r>
-      </w:ins>
-      <w:ins w:id="128" w:author="PR Preview" w:date="2026-01-01T00:00:00Z">
-        <w:r>
-          <w:t xml:space="preserve"> </w:t>
-        </w:r>
-      </w:ins>
-      <m:oMath>
-        <m:sSub>
-          <m:e>
-            <m:acc>
-              <m:accPr>
-                <m:chr m:val="‾"/>
-              </m:accPr>
-              <m:e>
-                <m:r>
-                  <m:t>x</m:t>
-                </m:r>
-              </m:e>
-            </m:acc>
-          </m:e>
-          <m:sub>
-            <m:r>
-              <m:t>1</m:t>
-            </m:r>
-          </m:sub>
-        </m:sSub>
-      </m:oMath>
-      <w:ins w:id="129" w:author="PR Preview" w:date="2026-01-01T00:00:00Z">
-        <w:r>
-          <w:t xml:space="preserve"> </w:t>
-        </w:r>
-      </w:ins>
-      <w:ins w:id="130" w:author="PR Preview" w:date="2026-01-01T00:00:00Z">
-        <w:r>
-          <w:t xml:space="preserve">and</w:t>
-        </w:r>
-      </w:ins>
-      <w:ins w:id="131" w:author="PR Preview" w:date="2026-01-01T00:00:00Z">
-        <w:r>
-          <w:t xml:space="preserve"> </w:t>
-        </w:r>
-      </w:ins>
-      <m:oMath>
-        <m:sSub>
-          <m:e>
-            <m:acc>
-              <m:accPr>
-                <m:chr m:val="‾"/>
-              </m:accPr>
-              <m:e>
-                <m:r>
-                  <m:t>x</m:t>
-                </m:r>
-              </m:e>
-            </m:acc>
-          </m:e>
-          <m:sub>
-            <m:r>
-              <m:t>0</m:t>
-            </m:r>
-          </m:sub>
-        </m:sSub>
-      </m:oMath>
-      <w:ins w:id="132" w:author="PR Preview" w:date="2026-01-01T00:00:00Z">
-        <w:r>
-          <w:t xml:space="preserve"> </w:t>
-        </w:r>
-      </w:ins>
-      <w:ins w:id="133" w:author="PR Preview" w:date="2026-01-01T00:00:00Z">
-        <w:r>
-          <w:t xml:space="preserve">be the two groups’ sample mean cholesterol,</w:t>
-        </w:r>
-      </w:ins>
-      <w:ins w:id="134" w:author="PR Preview" w:date="2026-01-01T00:00:00Z">
-        <w:r>
-          <w:t xml:space="preserve"> </w:t>
-        </w:r>
-      </w:ins>
-      <w:ins w:id="135" w:author="PR Preview" w:date="2026-01-01T00:00:00Z">
-        <w:r>
-          <w:t xml:space="preserve">with sample variances</w:t>
-        </w:r>
-      </w:ins>
-      <w:ins w:id="136" w:author="PR Preview" w:date="2026-01-01T00:00:00Z">
-        <w:r>
-          <w:t xml:space="preserve"> </w:t>
-        </w:r>
-      </w:ins>
-      <m:oMath>
-        <m:sSubSup>
-          <m:e>
-            <m:r>
-              <m:t>s</m:t>
-            </m:r>
-          </m:e>
-          <m:sub>
-            <m:r>
-              <m:t>1</m:t>
-            </m:r>
-          </m:sub>
-          <m:sup>
-            <m:r>
-              <m:t>2</m:t>
-            </m:r>
-          </m:sup>
-        </m:sSubSup>
-      </m:oMath>
-      <w:ins w:id="137" w:author="PR Preview" w:date="2026-01-01T00:00:00Z">
-        <w:r>
-          <w:t xml:space="preserve"> </w:t>
-        </w:r>
-      </w:ins>
-      <w:ins w:id="138" w:author="PR Preview" w:date="2026-01-01T00:00:00Z">
-        <w:r>
-          <w:t xml:space="preserve">and</w:t>
-        </w:r>
-      </w:ins>
-      <w:ins w:id="139" w:author="PR Preview" w:date="2026-01-01T00:00:00Z">
-        <w:r>
-          <w:t xml:space="preserve"> </w:t>
-        </w:r>
-      </w:ins>
-      <m:oMath>
-        <m:sSubSup>
-          <m:e>
-            <m:r>
-              <m:t>s</m:t>
-            </m:r>
-          </m:e>
-          <m:sub>
-            <m:r>
-              <m:t>0</m:t>
-            </m:r>
-          </m:sub>
-          <m:sup>
-            <m:r>
-              <m:t>2</m:t>
-            </m:r>
-          </m:sup>
-        </m:sSubSup>
-      </m:oMath>
-      <w:ins w:id="140" w:author="PR Preview" w:date="2026-01-01T00:00:00Z">
-        <w:r>
-          <w:t xml:space="preserve"> </w:t>
-        </w:r>
-      </w:ins>
-      <w:ins w:id="141" w:author="PR Preview" w:date="2026-01-01T00:00:00Z">
-        <w:r>
-          <w:t xml:space="preserve">and sample sizes</w:t>
-        </w:r>
-      </w:ins>
-      <w:ins w:id="142" w:author="PR Preview" w:date="2026-01-01T00:00:00Z">
-        <w:r>
-          <w:t xml:space="preserve"> </w:t>
-        </w:r>
-      </w:ins>
-      <m:oMath>
-        <m:sSub>
-          <m:e>
-            <m:r>
-              <m:t>n</m:t>
-            </m:r>
-          </m:e>
-          <m:sub>
-            <m:r>
-              <m:t>1</m:t>
-            </m:r>
-          </m:sub>
-        </m:sSub>
-      </m:oMath>
-      <w:ins w:id="143" w:author="PR Preview" w:date="2026-01-01T00:00:00Z">
-        <w:r>
-          <w:t xml:space="preserve"> </w:t>
-        </w:r>
-      </w:ins>
-      <w:ins w:id="144" w:author="PR Preview" w:date="2026-01-01T00:00:00Z">
-        <w:r>
-          <w:t xml:space="preserve">and</w:t>
-        </w:r>
-      </w:ins>
-      <w:ins w:id="145" w:author="PR Preview" w:date="2026-01-01T00:00:00Z">
-        <w:r>
-          <w:t xml:space="preserve"> </w:t>
-        </w:r>
-      </w:ins>
-      <m:oMath>
-        <m:sSub>
-          <m:e>
-            <m:r>
-              <m:t>n</m:t>
-            </m:r>
-          </m:e>
-          <m:sub>
-            <m:r>
-              <m:t>0</m:t>
-            </m:r>
-          </m:sub>
-        </m:sSub>
-      </m:oMath>
-      <w:ins w:id="146" w:author="PR Preview" w:date="2026-01-01T00:00:00Z">
-        <w:r>
-          <w:t xml:space="preserve">.</w:t>
-        </w:r>
-      </w:ins>
-      <w:ins w:id="147" w:author="PR Preview" w:date="2026-01-01T00:00:00Z">
-        <w:r>
-          <w:t xml:space="preserve"> </w:t>
-        </w:r>
-      </w:ins>
-      <w:ins w:id="148" w:author="PR Preview" w:date="2026-01-01T00:00:00Z">
-        <w:r>
-          <w:t xml:space="preserve">By the</w:t>
-        </w:r>
-      </w:ins>
-      <w:ins w:id="149" w:author="PR Preview" w:date="2026-01-01T00:00:00Z">
-        <w:r>
-          <w:t xml:space="preserve"> </w:t>
-        </w:r>
-      </w:ins>
-      <w:hyperlink r:id="rId24">
-        <w:ins w:id="150" w:author="PR Preview" w:date="2026-01-01T00:00:00Z">
-          <w:r>
-            <w:rPr>
-              <w:rStyle w:val="Hyperlink"/>
-            </w:rPr>
-            <w:t xml:space="preserve">central limit theorem</w:t>
-          </w:r>
-        </w:ins>
-      </w:hyperlink>
-      <w:ins w:id="151" w:author="PR Preview" w:date="2026-01-01T00:00:00Z">
-        <w:r>
-          <w:t xml:space="preserve">, when</w:t>
-        </w:r>
-      </w:ins>
-      <w:ins w:id="152" w:author="PR Preview" w:date="2026-01-01T00:00:00Z">
-        <w:r>
-          <w:t xml:space="preserve"> </w:t>
-        </w:r>
-      </w:ins>
-      <m:oMath>
-        <m:sSub>
-          <m:e>
-            <m:r>
-              <m:t>H</m:t>
-            </m:r>
-          </m:e>
-          <m:sub>
-            <m:r>
-              <m:t>0</m:t>
-            </m:r>
-          </m:sub>
-        </m:sSub>
-      </m:oMath>
-      <w:ins w:id="153" w:author="PR Preview" w:date="2026-01-01T00:00:00Z">
-        <w:r>
-          <w:t xml:space="preserve"> </w:t>
-        </w:r>
-      </w:ins>
-      <w:ins w:id="154" w:author="PR Preview" w:date="2026-01-01T00:00:00Z">
-        <w:r>
-          <w:t xml:space="preserve">holds and the samples are large,</w:t>
-        </w:r>
-      </w:ins>
-      <w:ins w:id="155" w:author="PR Preview" w:date="2026-01-01T00:00:00Z">
-        <w:r>
-          <w:t xml:space="preserve"> </w:t>
-        </w:r>
-      </w:ins>
-      <w:ins w:id="156" w:author="PR Preview" w:date="2026-01-01T00:00:00Z">
-        <w:r>
-          <w:t xml:space="preserve">the statistic</w:t>
-        </w:r>
-      </w:ins>
+      <w:r>
+        <w:t xml:space="preserve"> </w:t>
+      </w:r>
+      <w:r>
+        <w:t xml:space="preserve">holds and the samples are large,</w:t>
+      </w:r>
+      <w:r>
+        <w:t xml:space="preserve"> </w:t>
+      </w:r>
+      <w:r>
+        <w:t xml:space="preserve">the statistic</w:t>
+      </w:r>
     </w:p>
     <w:p>
       <w:pPr>
@@ -3541,26 +2805,18 @@
       <w:pPr>
         <w:pStyle w:val="FirstParagraph"/>
       </w:pPr>
-      <w:del w:id="157" w:author="PR Preview" w:date="2026-01-01T00:00:00Z">
-        <w:r>
-          <w:delText xml:space="preserve">The p-value is far below 0.05,</w:delText>
-        </w:r>
-      </w:del>
-      <w:del w:id="158" w:author="PR Preview" w:date="2026-01-01T00:00:00Z">
-        <w:r>
-          <w:delText xml:space="preserve"> </w:delText>
-        </w:r>
-      </w:del>
-      <w:del w:id="159" w:author="PR Preview" w:date="2026-01-01T00:00:00Z">
-        <w:r>
-          <w:delText xml:space="preserve">so at significance level 0.05 the test rejects</w:delText>
-        </w:r>
-      </w:del>
-      <w:del w:id="160" w:author="PR Preview" w:date="2026-01-01T00:00:00Z">
-        <w:r>
-          <w:delText xml:space="preserve"> </w:delText>
-        </w:r>
-      </w:del>
+      <w:r>
+        <w:t xml:space="preserve">The p-value is far below 0.05,</w:t>
+      </w:r>
+      <w:r>
+        <w:t xml:space="preserve"> </w:t>
+      </w:r>
+      <w:r>
+        <w:t xml:space="preserve">so at significance level 0.05 the test rejects</w:t>
+      </w:r>
+      <w:r>
+        <w:t xml:space="preserve"> </w:t>
+      </w:r>
       <m:oMath>
         <m:sSub>
           <m:e>
@@ -3575,145 +2831,38 @@
           </m:sub>
         </m:sSub>
       </m:oMath>
-      <w:del w:id="161" w:author="PR Preview" w:date="2026-01-01T00:00:00Z">
+      <w:r>
+        <w:t xml:space="preserve">:</w:t>
+      </w:r>
+      <w:r>
+        <w:t xml:space="preserve"> </w:t>
+      </w:r>
+      <w:r>
+        <w:t xml:space="preserve">the data provide</w:t>
+      </w:r>
+      <w:r>
+        <w:t xml:space="preserve"> </w:t>
+      </w:r>
+      <w:hyperlink w:anchor="def-statistically-significant">
         <w:r>
-          <w:delText xml:space="preserve">:</w:delText>
+          <w:rPr>
+            <w:rStyle w:val="Hyperlink"/>
+          </w:rPr>
+          <w:t xml:space="preserve">statistically significant</w:t>
         </w:r>
-      </w:del>
-      <w:del w:id="162" w:author="PR Preview" w:date="2026-01-01T00:00:00Z">
-        <w:r>
-          <w:delText xml:space="preserve"> </w:delText>
-        </w:r>
-      </w:del>
-      <w:del w:id="163" w:author="PR Preview" w:date="2026-01-01T00:00:00Z">
-        <w:r>
-          <w:delText xml:space="preserve">the data provide</w:delText>
-        </w:r>
-      </w:del>
-      <w:del w:id="164" w:author="PR Preview" w:date="2026-01-01T00:00:00Z">
-        <w:r>
-          <w:delText xml:space="preserve"> </w:delText>
-        </w:r>
-      </w:del>
-      <w:hyperlink w:anchor="def-statistically-significant">
-        <w:del w:id="165" w:author="PR Preview" w:date="2026-01-01T00:00:00Z">
-          <w:r>
-            <w:rPr>
-              <w:rStyle w:val="Hyperlink"/>
-            </w:rPr>
-            <w:delText xml:space="preserve">statistically significant</w:delText>
-          </w:r>
-        </w:del>
       </w:hyperlink>
-      <w:del w:id="166" w:author="PR Preview" w:date="2026-01-01T00:00:00Z">
-        <w:r>
-          <w:delText xml:space="preserve"> </w:delText>
-        </w:r>
-      </w:del>
-      <w:del w:id="167" w:author="PR Preview" w:date="2026-01-01T00:00:00Z">
-        <w:r>
-          <w:delText xml:space="preserve">evidence</w:delText>
-        </w:r>
-      </w:del>
-      <w:del w:id="168" w:author="PR Preview" w:date="2026-01-01T00:00:00Z">
-        <w:r>
-          <w:delText xml:space="preserve"> </w:delText>
-        </w:r>
-      </w:del>
-      <w:del w:id="169" w:author="PR Preview" w:date="2026-01-01T00:00:00Z">
-        <w:r>
-          <w:delText xml:space="preserve">that mean cholesterol differs between the two groups.</w:delText>
-        </w:r>
-      </w:del>
-    </w:p>
-    <w:p>
-      <w:pPr>
-        <w:pStyle w:val="FirstParagraph"/>
-      </w:pPr>
-      <w:ins w:id="170" w:author="PR Preview" w:date="2026-01-01T00:00:00Z">
-        <w:r>
-          <w:t xml:space="preserve">The p-value is far below 0.05,</w:t>
-        </w:r>
-      </w:ins>
-      <w:ins w:id="171" w:author="PR Preview" w:date="2026-01-01T00:00:00Z">
-        <w:r>
-          <w:t xml:space="preserve"> </w:t>
-        </w:r>
-      </w:ins>
-      <w:ins w:id="172" w:author="PR Preview" w:date="2026-01-01T00:00:00Z">
-        <w:r>
-          <w:t xml:space="preserve">so at significance level 0.05 the test rejects</w:t>
-        </w:r>
-      </w:ins>
-      <w:ins w:id="173" w:author="PR Preview" w:date="2026-01-01T00:00:00Z">
-        <w:r>
-          <w:t xml:space="preserve"> </w:t>
-        </w:r>
-      </w:ins>
-      <m:oMath>
-        <m:sSub>
-          <m:e>
-            <m:r>
-              <m:t>H</m:t>
-            </m:r>
-          </m:e>
-          <m:sub>
-            <m:r>
-              <m:t>0</m:t>
-            </m:r>
-          </m:sub>
-        </m:sSub>
-      </m:oMath>
-      <w:ins w:id="174" w:author="PR Preview" w:date="2026-01-01T00:00:00Z">
-        <w:r>
-          <w:t xml:space="preserve">:</w:t>
-        </w:r>
-      </w:ins>
-      <w:ins w:id="175" w:author="PR Preview" w:date="2026-01-01T00:00:00Z">
-        <w:r>
-          <w:t xml:space="preserve"> </w:t>
-        </w:r>
-      </w:ins>
-      <w:ins w:id="176" w:author="PR Preview" w:date="2026-01-01T00:00:00Z">
-        <w:r>
-          <w:t xml:space="preserve">the data provide</w:t>
-        </w:r>
-      </w:ins>
-      <w:ins w:id="177" w:author="PR Preview" w:date="2026-01-01T00:00:00Z">
-        <w:r>
-          <w:t xml:space="preserve"> </w:t>
-        </w:r>
-      </w:ins>
-      <w:hyperlink w:anchor="def-statistically-significant">
-        <w:ins w:id="178" w:author="PR Preview" w:date="2026-01-01T00:00:00Z">
-          <w:r>
-            <w:rPr>
-              <w:rStyle w:val="Hyperlink"/>
-            </w:rPr>
-            <w:t xml:space="preserve">statistically significant</w:t>
-          </w:r>
-        </w:ins>
-      </w:hyperlink>
-      <w:ins w:id="179" w:author="PR Preview" w:date="2026-01-01T00:00:00Z">
-        <w:r>
-          <w:t xml:space="preserve"> </w:t>
-        </w:r>
-      </w:ins>
-      <w:ins w:id="180" w:author="PR Preview" w:date="2026-01-01T00:00:00Z">
-        <w:r>
-          <w:t xml:space="preserve">evidence</w:t>
-        </w:r>
-      </w:ins>
-      <w:ins w:id="181" w:author="PR Preview" w:date="2026-01-01T00:00:00Z">
-        <w:r>
-          <w:t xml:space="preserve"> </w:t>
-        </w:r>
-      </w:ins>
-      <w:ins w:id="182" w:author="PR Preview" w:date="2026-01-01T00:00:00Z">
-        <w:r>
-          <w:t xml:space="preserve">that population mean cholesterol differs between the two groups.</w:t>
-        </w:r>
-      </w:ins>
+      <w:r>
+        <w:t xml:space="preserve"> </w:t>
+      </w:r>
+      <w:r>
+        <w:t xml:space="preserve">evidence</w:t>
+      </w:r>
+      <w:r>
+        <w:t xml:space="preserve"> </w:t>
+      </w:r>
+      <w:r>
+        <w:t xml:space="preserve">that population mean cholesterol differs between the two groups.</w:t>
+      </w:r>
     </w:p>
     <w:bookmarkEnd w:id="25"/>
     <w:p>
@@ -6686,60 +5835,42 @@
       <w:pPr>
         <w:pStyle w:val="BodyText"/>
       </w:pPr>
-      <w:del w:id="183" w:author="PR Preview" w:date="2026-01-01T00:00:00Z">
+      <w:r>
+        <w:rPr>
+          <w:b/>
+          <w:bCs/>
+        </w:rPr>
+        <w:t xml:space="preserve">Example 7 (Confidence interval for population mean cholesterol in the WCGS)</w:t>
+      </w:r>
+      <w:r>
+        <w:t xml:space="preserve"> </w:t>
+      </w:r>
+      <w:r>
+        <w:t xml:space="preserve">By the</w:t>
+      </w:r>
+      <w:r>
+        <w:t xml:space="preserve"> </w:t>
+      </w:r>
+      <w:hyperlink r:id="rId24">
         <w:r>
           <w:rPr>
-            <w:b/>
-            <w:bCs/>
+            <w:rStyle w:val="Hyperlink"/>
           </w:rPr>
-          <w:delText xml:space="preserve">Example 7 (Confidence interval for mean cholesterol in the WCGS)</w:delText>
+          <w:t xml:space="preserve">central limit theorem</w:t>
         </w:r>
-      </w:del>
-      <w:del w:id="184" w:author="PR Preview" w:date="2026-01-01T00:00:00Z">
-        <w:r>
-          <w:delText xml:space="preserve"> </w:delText>
-        </w:r>
-      </w:del>
-      <w:del w:id="185" w:author="PR Preview" w:date="2026-01-01T00:00:00Z">
-        <w:r>
-          <w:delText xml:space="preserve">By the</w:delText>
-        </w:r>
-      </w:del>
-      <w:del w:id="186" w:author="PR Preview" w:date="2026-01-01T00:00:00Z">
-        <w:r>
-          <w:delText xml:space="preserve"> </w:delText>
-        </w:r>
-      </w:del>
-      <w:hyperlink r:id="rId24">
-        <w:del w:id="187" w:author="PR Preview" w:date="2026-01-01T00:00:00Z">
-          <w:r>
-            <w:rPr>
-              <w:rStyle w:val="Hyperlink"/>
-            </w:rPr>
-            <w:delText xml:space="preserve">central limit theorem</w:delText>
-          </w:r>
-        </w:del>
       </w:hyperlink>
-      <w:del w:id="188" w:author="PR Preview" w:date="2026-01-01T00:00:00Z">
-        <w:r>
-          <w:delText xml:space="preserve">,</w:delText>
-        </w:r>
-      </w:del>
-      <w:del w:id="189" w:author="PR Preview" w:date="2026-01-01T00:00:00Z">
-        <w:r>
-          <w:delText xml:space="preserve"> </w:delText>
-        </w:r>
-      </w:del>
-      <w:del w:id="190" w:author="PR Preview" w:date="2026-01-01T00:00:00Z">
-        <w:r>
-          <w:delText xml:space="preserve">the sample mean</w:delText>
-        </w:r>
-      </w:del>
-      <w:del w:id="191" w:author="PR Preview" w:date="2026-01-01T00:00:00Z">
-        <w:r>
-          <w:delText xml:space="preserve"> </w:delText>
-        </w:r>
-      </w:del>
+      <w:r>
+        <w:t xml:space="preserve">,</w:t>
+      </w:r>
+      <w:r>
+        <w:t xml:space="preserve"> </w:t>
+      </w:r>
+      <w:r>
+        <w:t xml:space="preserve">the sample mean</w:t>
+      </w:r>
+      <w:r>
+        <w:t xml:space="preserve"> </w:t>
+      </w:r>
       <m:oMath>
         <m:acc>
           <m:accPr>
@@ -6752,76 +5883,52 @@
           </m:e>
         </m:acc>
       </m:oMath>
-      <w:del w:id="192" w:author="PR Preview" w:date="2026-01-01T00:00:00Z">
+      <w:r>
+        <w:t xml:space="preserve"> </w:t>
+      </w:r>
+      <w:r>
+        <w:t xml:space="preserve">of a large sample</w:t>
+      </w:r>
+      <w:r>
+        <w:t xml:space="preserve"> </w:t>
+      </w:r>
+      <w:r>
+        <w:t xml:space="preserve">has approximately a Gaussian distribution</w:t>
+      </w:r>
+      <w:r>
+        <w:t xml:space="preserve"> </w:t>
+      </w:r>
+      <w:r>
+        <w:t xml:space="preserve">with mean</w:t>
+      </w:r>
+      <w:r>
+        <w:t xml:space="preserve"> </w:t>
+      </w:r>
+      <m:oMath>
+        <m:r>
+          <m:t>μ</m:t>
+        </m:r>
+      </m:oMath>
+      <w:r>
+        <w:t xml:space="preserve"> </w:t>
+      </w:r>
+      <w:r>
+        <w:t xml:space="preserve">and</w:t>
+      </w:r>
+      <w:r>
+        <w:t xml:space="preserve"> </w:t>
+      </w:r>
+      <w:hyperlink r:id="rId40">
         <w:r>
-          <w:delText xml:space="preserve"> </w:delText>
+          <w:rPr>
+            <w:rStyle w:val="Hyperlink"/>
+          </w:rPr>
+          <w:t xml:space="preserve">standard error</w:t>
         </w:r>
-      </w:del>
-      <w:del w:id="193" w:author="PR Preview" w:date="2026-01-01T00:00:00Z">
-        <w:r>
-          <w:delText xml:space="preserve">of a large sample</w:delText>
-        </w:r>
-      </w:del>
-      <w:del w:id="194" w:author="PR Preview" w:date="2026-01-01T00:00:00Z">
-        <w:r>
-          <w:delText xml:space="preserve"> </w:delText>
-        </w:r>
-      </w:del>
-      <w:del w:id="195" w:author="PR Preview" w:date="2026-01-01T00:00:00Z">
-        <w:r>
-          <w:delText xml:space="preserve">has approximately a Gaussian distribution</w:delText>
-        </w:r>
-      </w:del>
-      <w:del w:id="196" w:author="PR Preview" w:date="2026-01-01T00:00:00Z">
-        <w:r>
-          <w:delText xml:space="preserve"> </w:delText>
-        </w:r>
-      </w:del>
-      <w:del w:id="197" w:author="PR Preview" w:date="2026-01-01T00:00:00Z">
-        <w:r>
-          <w:delText xml:space="preserve">with mean</w:delText>
-        </w:r>
-      </w:del>
-      <w:del w:id="198" w:author="PR Preview" w:date="2026-01-01T00:00:00Z">
-        <w:r>
-          <w:delText xml:space="preserve"> </w:delText>
-        </w:r>
-      </w:del>
-      <m:oMath>
-        <m:r>
-          <m:t>μ</m:t>
-        </m:r>
-      </m:oMath>
-      <w:del w:id="199" w:author="PR Preview" w:date="2026-01-01T00:00:00Z">
-        <w:r>
-          <w:delText xml:space="preserve"> </w:delText>
-        </w:r>
-      </w:del>
-      <w:del w:id="200" w:author="PR Preview" w:date="2026-01-01T00:00:00Z">
-        <w:r>
-          <w:delText xml:space="preserve">and</w:delText>
-        </w:r>
-      </w:del>
-      <w:del w:id="201" w:author="PR Preview" w:date="2026-01-01T00:00:00Z">
-        <w:r>
-          <w:delText xml:space="preserve"> </w:delText>
-        </w:r>
-      </w:del>
-      <w:hyperlink r:id="rId40">
-        <w:del w:id="202" w:author="PR Preview" w:date="2026-01-01T00:00:00Z">
-          <w:r>
-            <w:rPr>
-              <w:rStyle w:val="Hyperlink"/>
-            </w:rPr>
-            <w:delText xml:space="preserve">standard error</w:delText>
-          </w:r>
-        </w:del>
       </w:hyperlink>
-      <w:del w:id="203" w:author="PR Preview" w:date="2026-01-01T00:00:00Z">
-        <w:r>
-          <w:delText xml:space="preserve"> </w:delText>
-        </w:r>
-      </w:del>
+      <w:r>
+        <w:t xml:space="preserve"> </w:t>
+      </w:r>
       <m:oMath>
         <m:r>
           <m:t>σ</m:t>
@@ -6844,26 +5951,18 @@
           </m:e>
         </m:rad>
       </m:oMath>
-      <w:del w:id="204" w:author="PR Preview" w:date="2026-01-01T00:00:00Z">
-        <w:r>
-          <w:delText xml:space="preserve">,</w:delText>
-        </w:r>
-      </w:del>
-      <w:del w:id="205" w:author="PR Preview" w:date="2026-01-01T00:00:00Z">
-        <w:r>
-          <w:delText xml:space="preserve"> </w:delText>
-        </w:r>
-      </w:del>
-      <w:del w:id="206" w:author="PR Preview" w:date="2026-01-01T00:00:00Z">
-        <w:r>
-          <w:delText xml:space="preserve">which we estimate by</w:delText>
-        </w:r>
-      </w:del>
-      <w:del w:id="207" w:author="PR Preview" w:date="2026-01-01T00:00:00Z">
-        <w:r>
-          <w:delText xml:space="preserve"> </w:delText>
-        </w:r>
-      </w:del>
+      <w:r>
+        <w:t xml:space="preserve">,</w:t>
+      </w:r>
+      <w:r>
+        <w:t xml:space="preserve"> </w:t>
+      </w:r>
+      <w:r>
+        <w:t xml:space="preserve">which we estimate by</w:t>
+      </w:r>
+      <w:r>
+        <w:t xml:space="preserve"> </w:t>
+      </w:r>
       <m:oMath>
         <m:r>
           <m:t>s</m:t>
@@ -6886,26 +5985,18 @@
           </m:e>
         </m:rad>
       </m:oMath>
-      <w:del w:id="208" w:author="PR Preview" w:date="2026-01-01T00:00:00Z">
-        <w:r>
-          <w:delText xml:space="preserve">.</w:delText>
-        </w:r>
-      </w:del>
-      <w:del w:id="209" w:author="PR Preview" w:date="2026-01-01T00:00:00Z">
-        <w:r>
-          <w:delText xml:space="preserve"> </w:delText>
-        </w:r>
-      </w:del>
-      <w:del w:id="210" w:author="PR Preview" w:date="2026-01-01T00:00:00Z">
-        <w:r>
-          <w:delText xml:space="preserve">So</w:delText>
-        </w:r>
-      </w:del>
-      <w:del w:id="211" w:author="PR Preview" w:date="2026-01-01T00:00:00Z">
-        <w:r>
-          <w:delText xml:space="preserve"> </w:delText>
-        </w:r>
-      </w:del>
+      <w:r>
+        <w:t xml:space="preserve">.</w:t>
+      </w:r>
+      <w:r>
+        <w:t xml:space="preserve"> </w:t>
+      </w:r>
+      <w:r>
+        <w:t xml:space="preserve">So</w:t>
+      </w:r>
+      <w:r>
+        <w:t xml:space="preserve"> </w:t>
+      </w:r>
       <m:oMath>
         <m:acc>
           <m:accPr>
@@ -6959,26 +6050,18 @@
           </m:e>
         </m:rad>
       </m:oMath>
-      <w:del w:id="212" w:author="PR Preview" w:date="2026-01-01T00:00:00Z">
-        <w:r>
-          <w:delText xml:space="preserve">,</w:delText>
-        </w:r>
-      </w:del>
-      <w:del w:id="213" w:author="PR Preview" w:date="2026-01-01T00:00:00Z">
-        <w:r>
-          <w:delText xml:space="preserve"> </w:delText>
-        </w:r>
-      </w:del>
-      <w:del w:id="214" w:author="PR Preview" w:date="2026-01-01T00:00:00Z">
-        <w:r>
-          <w:delText xml:space="preserve">where</w:delText>
-        </w:r>
-      </w:del>
-      <w:del w:id="215" w:author="PR Preview" w:date="2026-01-01T00:00:00Z">
-        <w:r>
-          <w:delText xml:space="preserve"> </w:delText>
-        </w:r>
-      </w:del>
+      <w:r>
+        <w:t xml:space="preserve">,</w:t>
+      </w:r>
+      <w:r>
+        <w:t xml:space="preserve"> </w:t>
+      </w:r>
+      <w:r>
+        <w:t xml:space="preserve">where</w:t>
+      </w:r>
+      <w:r>
+        <w:t xml:space="preserve"> </w:t>
+      </w:r>
       <m:oMath>
         <m:sSub>
           <m:e>
@@ -7002,467 +6085,52 @@
           <m:t>1.96</m:t>
         </m:r>
       </m:oMath>
-      <w:del w:id="216" w:author="PR Preview" w:date="2026-01-01T00:00:00Z">
-        <w:r>
-          <w:delText xml:space="preserve"> </w:delText>
-        </w:r>
-      </w:del>
-      <w:del w:id="217" w:author="PR Preview" w:date="2026-01-01T00:00:00Z">
-        <w:r>
-          <w:delText xml:space="preserve">is the 0.975 quantile</w:delText>
-        </w:r>
-      </w:del>
-      <w:del w:id="218" w:author="PR Preview" w:date="2026-01-01T00:00:00Z">
-        <w:r>
-          <w:delText xml:space="preserve"> </w:delText>
-        </w:r>
-      </w:del>
-      <w:del w:id="219" w:author="PR Preview" w:date="2026-01-01T00:00:00Z">
-        <w:r>
-          <w:delText xml:space="preserve">of the standard Gaussian distribution,</w:delText>
-        </w:r>
-      </w:del>
-      <w:del w:id="220" w:author="PR Preview" w:date="2026-01-01T00:00:00Z">
-        <w:r>
-          <w:delText xml:space="preserve"> </w:delText>
-        </w:r>
-      </w:del>
-      <w:del w:id="221" w:author="PR Preview" w:date="2026-01-01T00:00:00Z">
-        <w:r>
-          <w:delText xml:space="preserve">is an</w:delText>
-        </w:r>
-      </w:del>
-      <w:del w:id="222" w:author="PR Preview" w:date="2026-01-01T00:00:00Z">
-        <w:r>
-          <w:delText xml:space="preserve"> </w:delText>
-        </w:r>
-      </w:del>
+      <w:r>
+        <w:t xml:space="preserve"> </w:t>
+      </w:r>
+      <w:r>
+        <w:t xml:space="preserve">is the 0.975 quantile</w:t>
+      </w:r>
+      <w:r>
+        <w:t xml:space="preserve"> </w:t>
+      </w:r>
+      <w:r>
+        <w:t xml:space="preserve">of the standard Gaussian distribution,</w:t>
+      </w:r>
+      <w:r>
+        <w:t xml:space="preserve"> </w:t>
+      </w:r>
+      <w:r>
+        <w:t xml:space="preserve">is an</w:t>
+      </w:r>
+      <w:r>
+        <w:t xml:space="preserve"> </w:t>
+      </w:r>
       <w:hyperlink w:anchor="def-approximate-ci">
-        <w:del w:id="223" w:author="PR Preview" w:date="2026-01-01T00:00:00Z">
-          <w:r>
-            <w:rPr>
-              <w:rStyle w:val="Hyperlink"/>
-            </w:rPr>
-            <w:delText xml:space="preserve">approximate</w:delText>
-          </w:r>
-        </w:del>
-      </w:hyperlink>
-      <w:del w:id="224" w:author="PR Preview" w:date="2026-01-01T00:00:00Z">
-        <w:r>
-          <w:delText xml:space="preserve"> </w:delText>
-        </w:r>
-      </w:del>
-      <w:del w:id="225" w:author="PR Preview" w:date="2026-01-01T00:00:00Z">
-        <w:r>
-          <w:delText xml:space="preserve">95% confidence interval for</w:delText>
-        </w:r>
-      </w:del>
-      <w:del w:id="226" w:author="PR Preview" w:date="2026-01-01T00:00:00Z">
-        <w:r>
-          <w:delText xml:space="preserve"> </w:delText>
-        </w:r>
-      </w:del>
-      <m:oMath>
-        <m:r>
-          <m:t>μ</m:t>
-        </m:r>
-      </m:oMath>
-      <w:del w:id="227" w:author="PR Preview" w:date="2026-01-01T00:00:00Z">
-        <w:r>
-          <w:delText xml:space="preserve">:</w:delText>
-        </w:r>
-      </w:del>
-    </w:p>
-    <w:p>
-      <w:pPr>
-        <w:pStyle w:val="BodyText"/>
-      </w:pPr>
-      <w:ins w:id="228" w:author="PR Preview" w:date="2026-01-01T00:00:00Z">
         <w:r>
           <w:rPr>
-            <w:b/>
-            <w:bCs/>
+            <w:rStyle w:val="Hyperlink"/>
           </w:rPr>
-          <w:t xml:space="preserve">Example 7 (Confidence interval for population mean cholesterol in the WCGS)</w:t>
+          <w:t xml:space="preserve">approximate</w:t>
         </w:r>
-      </w:ins>
-      <w:ins w:id="229" w:author="PR Preview" w:date="2026-01-01T00:00:00Z">
-        <w:r>
-          <w:t xml:space="preserve"> </w:t>
-        </w:r>
-      </w:ins>
-      <w:ins w:id="230" w:author="PR Preview" w:date="2026-01-01T00:00:00Z">
-        <w:r>
-          <w:t xml:space="preserve">By the</w:t>
-        </w:r>
-      </w:ins>
-      <w:ins w:id="231" w:author="PR Preview" w:date="2026-01-01T00:00:00Z">
-        <w:r>
-          <w:t xml:space="preserve"> </w:t>
-        </w:r>
-      </w:ins>
-      <w:hyperlink r:id="rId24">
-        <w:ins w:id="232" w:author="PR Preview" w:date="2026-01-01T00:00:00Z">
-          <w:r>
-            <w:rPr>
-              <w:rStyle w:val="Hyperlink"/>
-            </w:rPr>
-            <w:t xml:space="preserve">central limit theorem</w:t>
-          </w:r>
-        </w:ins>
       </w:hyperlink>
-      <w:ins w:id="233" w:author="PR Preview" w:date="2026-01-01T00:00:00Z">
-        <w:r>
-          <w:t xml:space="preserve">,</w:t>
-        </w:r>
-      </w:ins>
-      <w:ins w:id="234" w:author="PR Preview" w:date="2026-01-01T00:00:00Z">
-        <w:r>
-          <w:t xml:space="preserve"> </w:t>
-        </w:r>
-      </w:ins>
-      <w:ins w:id="235" w:author="PR Preview" w:date="2026-01-01T00:00:00Z">
-        <w:r>
-          <w:t xml:space="preserve">the sample mean</w:t>
-        </w:r>
-      </w:ins>
-      <w:ins w:id="236" w:author="PR Preview" w:date="2026-01-01T00:00:00Z">
-        <w:r>
-          <w:t xml:space="preserve"> </w:t>
-        </w:r>
-      </w:ins>
+      <w:r>
+        <w:t xml:space="preserve"> </w:t>
+      </w:r>
+      <w:r>
+        <w:t xml:space="preserve">95% confidence interval for</w:t>
+      </w:r>
+      <w:r>
+        <w:t xml:space="preserve"> </w:t>
+      </w:r>
       <m:oMath>
-        <m:acc>
-          <m:accPr>
-            <m:chr m:val="‾"/>
-          </m:accPr>
-          <m:e>
-            <m:r>
-              <m:t>X</m:t>
-            </m:r>
-          </m:e>
-        </m:acc>
+        <m:r>
+          <m:t>μ</m:t>
+        </m:r>
       </m:oMath>
-      <w:ins w:id="237" w:author="PR Preview" w:date="2026-01-01T00:00:00Z">
-        <w:r>
-          <w:t xml:space="preserve"> </w:t>
-        </w:r>
-      </w:ins>
-      <w:ins w:id="238" w:author="PR Preview" w:date="2026-01-01T00:00:00Z">
-        <w:r>
-          <w:t xml:space="preserve">of a large sample</w:t>
-        </w:r>
-      </w:ins>
-      <w:ins w:id="239" w:author="PR Preview" w:date="2026-01-01T00:00:00Z">
-        <w:r>
-          <w:t xml:space="preserve"> </w:t>
-        </w:r>
-      </w:ins>
-      <w:ins w:id="240" w:author="PR Preview" w:date="2026-01-01T00:00:00Z">
-        <w:r>
-          <w:t xml:space="preserve">has approximately a Gaussian distribution</w:t>
-        </w:r>
-      </w:ins>
-      <w:ins w:id="241" w:author="PR Preview" w:date="2026-01-01T00:00:00Z">
-        <w:r>
-          <w:t xml:space="preserve"> </w:t>
-        </w:r>
-      </w:ins>
-      <w:ins w:id="242" w:author="PR Preview" w:date="2026-01-01T00:00:00Z">
-        <w:r>
-          <w:t xml:space="preserve">with mean</w:t>
-        </w:r>
-      </w:ins>
-      <w:ins w:id="243" w:author="PR Preview" w:date="2026-01-01T00:00:00Z">
-        <w:r>
-          <w:t xml:space="preserve"> </w:t>
-        </w:r>
-      </w:ins>
-      <m:oMath>
-        <m:r>
-          <m:t>μ</m:t>
-        </m:r>
-      </m:oMath>
-      <w:ins w:id="244" w:author="PR Preview" w:date="2026-01-01T00:00:00Z">
-        <w:r>
-          <w:t xml:space="preserve"> </w:t>
-        </w:r>
-      </w:ins>
-      <w:ins w:id="245" w:author="PR Preview" w:date="2026-01-01T00:00:00Z">
-        <w:r>
-          <w:t xml:space="preserve">and</w:t>
-        </w:r>
-      </w:ins>
-      <w:ins w:id="246" w:author="PR Preview" w:date="2026-01-01T00:00:00Z">
-        <w:r>
-          <w:t xml:space="preserve"> </w:t>
-        </w:r>
-      </w:ins>
-      <w:hyperlink r:id="rId40">
-        <w:ins w:id="247" w:author="PR Preview" w:date="2026-01-01T00:00:00Z">
-          <w:r>
-            <w:rPr>
-              <w:rStyle w:val="Hyperlink"/>
-            </w:rPr>
-            <w:t xml:space="preserve">standard error</w:t>
-          </w:r>
-        </w:ins>
-      </w:hyperlink>
-      <w:ins w:id="248" w:author="PR Preview" w:date="2026-01-01T00:00:00Z">
-        <w:r>
-          <w:t xml:space="preserve"> </w:t>
-        </w:r>
-      </w:ins>
-      <m:oMath>
-        <m:r>
-          <m:t>σ</m:t>
-        </m:r>
-        <m:r>
-          <m:rPr>
-            <m:sty m:val="p"/>
-          </m:rPr>
-          <m:t>/</m:t>
-        </m:r>
-        <m:rad>
-          <m:radPr>
-            <m:degHide m:val="on"/>
-          </m:radPr>
-          <m:deg/>
-          <m:e>
-            <m:r>
-              <m:t>n</m:t>
-            </m:r>
-          </m:e>
-        </m:rad>
-      </m:oMath>
-      <w:ins w:id="249" w:author="PR Preview" w:date="2026-01-01T00:00:00Z">
-        <w:r>
-          <w:t xml:space="preserve">,</w:t>
-        </w:r>
-      </w:ins>
-      <w:ins w:id="250" w:author="PR Preview" w:date="2026-01-01T00:00:00Z">
-        <w:r>
-          <w:t xml:space="preserve"> </w:t>
-        </w:r>
-      </w:ins>
-      <w:ins w:id="251" w:author="PR Preview" w:date="2026-01-01T00:00:00Z">
-        <w:r>
-          <w:t xml:space="preserve">which we estimate by</w:t>
-        </w:r>
-      </w:ins>
-      <w:ins w:id="252" w:author="PR Preview" w:date="2026-01-01T00:00:00Z">
-        <w:r>
-          <w:t xml:space="preserve"> </w:t>
-        </w:r>
-      </w:ins>
-      <m:oMath>
-        <m:r>
-          <m:t>s</m:t>
-        </m:r>
-        <m:r>
-          <m:rPr>
-            <m:sty m:val="p"/>
-          </m:rPr>
-          <m:t>/</m:t>
-        </m:r>
-        <m:rad>
-          <m:radPr>
-            <m:degHide m:val="on"/>
-          </m:radPr>
-          <m:deg/>
-          <m:e>
-            <m:r>
-              <m:t>n</m:t>
-            </m:r>
-          </m:e>
-        </m:rad>
-      </m:oMath>
-      <w:ins w:id="253" w:author="PR Preview" w:date="2026-01-01T00:00:00Z">
-        <w:r>
-          <w:t xml:space="preserve">.</w:t>
-        </w:r>
-      </w:ins>
-      <w:ins w:id="254" w:author="PR Preview" w:date="2026-01-01T00:00:00Z">
-        <w:r>
-          <w:t xml:space="preserve"> </w:t>
-        </w:r>
-      </w:ins>
-      <w:ins w:id="255" w:author="PR Preview" w:date="2026-01-01T00:00:00Z">
-        <w:r>
-          <w:t xml:space="preserve">So</w:t>
-        </w:r>
-      </w:ins>
-      <w:ins w:id="256" w:author="PR Preview" w:date="2026-01-01T00:00:00Z">
-        <w:r>
-          <w:t xml:space="preserve"> </w:t>
-        </w:r>
-      </w:ins>
-      <m:oMath>
-        <m:acc>
-          <m:accPr>
-            <m:chr m:val="‾"/>
-          </m:accPr>
-          <m:e>
-            <m:r>
-              <m:t>x</m:t>
-            </m:r>
-          </m:e>
-        </m:acc>
-        <m:r>
-          <m:rPr>
-            <m:sty m:val="p"/>
-          </m:rPr>
-          <m:t>±</m:t>
-        </m:r>
-        <m:sSub>
-          <m:e>
-            <m:r>
-              <m:t>z</m:t>
-            </m:r>
-          </m:e>
-          <m:sub>
-            <m:r>
-              <m:t>0.975</m:t>
-            </m:r>
-          </m:sub>
-        </m:sSub>
-        <m:r>
-          <m:t> </m:t>
-        </m:r>
-        <m:r>
-          <m:t>s</m:t>
-        </m:r>
-        <m:r>
-          <m:rPr>
-            <m:sty m:val="p"/>
-          </m:rPr>
-          <m:t>/</m:t>
-        </m:r>
-        <m:rad>
-          <m:radPr>
-            <m:degHide m:val="on"/>
-          </m:radPr>
-          <m:deg/>
-          <m:e>
-            <m:r>
-              <m:t>n</m:t>
-            </m:r>
-          </m:e>
-        </m:rad>
-      </m:oMath>
-      <w:ins w:id="257" w:author="PR Preview" w:date="2026-01-01T00:00:00Z">
-        <w:r>
-          <w:t xml:space="preserve">,</w:t>
-        </w:r>
-      </w:ins>
-      <w:ins w:id="258" w:author="PR Preview" w:date="2026-01-01T00:00:00Z">
-        <w:r>
-          <w:t xml:space="preserve"> </w:t>
-        </w:r>
-      </w:ins>
-      <w:ins w:id="259" w:author="PR Preview" w:date="2026-01-01T00:00:00Z">
-        <w:r>
-          <w:t xml:space="preserve">where</w:t>
-        </w:r>
-      </w:ins>
-      <w:ins w:id="260" w:author="PR Preview" w:date="2026-01-01T00:00:00Z">
-        <w:r>
-          <w:t xml:space="preserve"> </w:t>
-        </w:r>
-      </w:ins>
-      <m:oMath>
-        <m:sSub>
-          <m:e>
-            <m:r>
-              <m:t>z</m:t>
-            </m:r>
-          </m:e>
-          <m:sub>
-            <m:r>
-              <m:t>0.975</m:t>
-            </m:r>
-          </m:sub>
-        </m:sSub>
-        <m:r>
-          <m:rPr>
-            <m:sty m:val="p"/>
-          </m:rPr>
-          <m:t>≈</m:t>
-        </m:r>
-        <m:r>
-          <m:t>1.96</m:t>
-        </m:r>
-      </m:oMath>
-      <w:ins w:id="261" w:author="PR Preview" w:date="2026-01-01T00:00:00Z">
-        <w:r>
-          <w:t xml:space="preserve"> </w:t>
-        </w:r>
-      </w:ins>
-      <w:ins w:id="262" w:author="PR Preview" w:date="2026-01-01T00:00:00Z">
-        <w:r>
-          <w:t xml:space="preserve">is the 0.975 quantile</w:t>
-        </w:r>
-      </w:ins>
-      <w:ins w:id="263" w:author="PR Preview" w:date="2026-01-01T00:00:00Z">
-        <w:r>
-          <w:t xml:space="preserve"> </w:t>
-        </w:r>
-      </w:ins>
-      <w:ins w:id="264" w:author="PR Preview" w:date="2026-01-01T00:00:00Z">
-        <w:r>
-          <w:t xml:space="preserve">of the standard Gaussian distribution,</w:t>
-        </w:r>
-      </w:ins>
-      <w:ins w:id="265" w:author="PR Preview" w:date="2026-01-01T00:00:00Z">
-        <w:r>
-          <w:t xml:space="preserve"> </w:t>
-        </w:r>
-      </w:ins>
-      <w:ins w:id="266" w:author="PR Preview" w:date="2026-01-01T00:00:00Z">
-        <w:r>
-          <w:t xml:space="preserve">is an</w:t>
-        </w:r>
-      </w:ins>
-      <w:ins w:id="267" w:author="PR Preview" w:date="2026-01-01T00:00:00Z">
-        <w:r>
-          <w:t xml:space="preserve"> </w:t>
-        </w:r>
-      </w:ins>
-      <w:hyperlink w:anchor="def-approximate-ci">
-        <w:ins w:id="268" w:author="PR Preview" w:date="2026-01-01T00:00:00Z">
-          <w:r>
-            <w:rPr>
-              <w:rStyle w:val="Hyperlink"/>
-            </w:rPr>
-            <w:t xml:space="preserve">approximate</w:t>
-          </w:r>
-        </w:ins>
-      </w:hyperlink>
-      <w:ins w:id="269" w:author="PR Preview" w:date="2026-01-01T00:00:00Z">
-        <w:r>
-          <w:t xml:space="preserve"> </w:t>
-        </w:r>
-      </w:ins>
-      <w:ins w:id="270" w:author="PR Preview" w:date="2026-01-01T00:00:00Z">
-        <w:r>
-          <w:t xml:space="preserve">95% confidence interval for</w:t>
-        </w:r>
-      </w:ins>
-      <w:ins w:id="271" w:author="PR Preview" w:date="2026-01-01T00:00:00Z">
-        <w:r>
-          <w:t xml:space="preserve"> </w:t>
-        </w:r>
-      </w:ins>
-      <m:oMath>
-        <m:r>
-          <m:t>μ</m:t>
-        </m:r>
-      </m:oMath>
-      <w:ins w:id="272" w:author="PR Preview" w:date="2026-01-01T00:00:00Z">
-        <w:r>
-          <w:t xml:space="preserve">:</w:t>
-        </w:r>
-      </w:ins>
+      <w:r>
+        <w:t xml:space="preserve">:</w:t>
+      </w:r>
     </w:p>
     <w:p>
       <w:pPr>
@@ -7829,60 +6497,42 @@
       <w:pPr>
         <w:pStyle w:val="BodyText"/>
       </w:pPr>
-      <w:del w:id="273" w:author="PR Preview" w:date="2026-01-01T00:00:00Z">
+      <w:r>
+        <w:rPr>
+          <w:b/>
+          <w:bCs/>
+        </w:rPr>
+        <w:t xml:space="preserve">Example 8 (Margin of error for population mean cholesterol)</w:t>
+      </w:r>
+      <w:r>
+        <w:t xml:space="preserve"> </w:t>
+      </w:r>
+      <w:r>
+        <w:t xml:space="preserve">In</w:t>
+      </w:r>
+      <w:r>
+        <w:t xml:space="preserve"> </w:t>
+      </w:r>
+      <w:hyperlink w:anchor="exm-confidence-interval-wcgs">
         <w:r>
           <w:rPr>
-            <w:b/>
-            <w:bCs/>
+            <w:rStyle w:val="Hyperlink"/>
           </w:rPr>
-          <w:delText xml:space="preserve">Example 8 (Margin of error for mean cholesterol)</w:delText>
+          <w:t xml:space="preserve">Example 7</w:t>
         </w:r>
-      </w:del>
-      <w:del w:id="274" w:author="PR Preview" w:date="2026-01-01T00:00:00Z">
-        <w:r>
-          <w:delText xml:space="preserve"> </w:delText>
-        </w:r>
-      </w:del>
-      <w:del w:id="275" w:author="PR Preview" w:date="2026-01-01T00:00:00Z">
-        <w:r>
-          <w:delText xml:space="preserve">In</w:delText>
-        </w:r>
-      </w:del>
-      <w:del w:id="276" w:author="PR Preview" w:date="2026-01-01T00:00:00Z">
-        <w:r>
-          <w:delText xml:space="preserve"> </w:delText>
-        </w:r>
-      </w:del>
-      <w:hyperlink w:anchor="exm-confidence-interval-wcgs">
-        <w:del w:id="277" w:author="PR Preview" w:date="2026-01-01T00:00:00Z">
-          <w:r>
-            <w:rPr>
-              <w:rStyle w:val="Hyperlink"/>
-            </w:rPr>
-            <w:delText xml:space="preserve">Example 7</w:delText>
-          </w:r>
-        </w:del>
       </w:hyperlink>
-      <w:del w:id="278" w:author="PR Preview" w:date="2026-01-01T00:00:00Z">
-        <w:r>
-          <w:delText xml:space="preserve">,</w:delText>
-        </w:r>
-      </w:del>
-      <w:del w:id="279" w:author="PR Preview" w:date="2026-01-01T00:00:00Z">
-        <w:r>
-          <w:delText xml:space="preserve"> </w:delText>
-        </w:r>
-      </w:del>
-      <w:del w:id="280" w:author="PR Preview" w:date="2026-01-01T00:00:00Z">
-        <w:r>
-          <w:delText xml:space="preserve">the margin of error is</w:delText>
-        </w:r>
-      </w:del>
-      <w:del w:id="281" w:author="PR Preview" w:date="2026-01-01T00:00:00Z">
-        <w:r>
-          <w:delText xml:space="preserve"> </w:delText>
-        </w:r>
-      </w:del>
+      <w:r>
+        <w:t xml:space="preserve">,</w:t>
+      </w:r>
+      <w:r>
+        <w:t xml:space="preserve"> </w:t>
+      </w:r>
+      <w:r>
+        <w:t xml:space="preserve">the margin of error is</w:t>
+      </w:r>
+      <w:r>
+        <w:t xml:space="preserve"> </w:t>
+      </w:r>
       <m:oMath>
         <m:sSub>
           <m:e>
@@ -7929,131 +6579,12 @@
           <m:t>≈</m:t>
         </m:r>
       </m:oMath>
-      <w:del w:id="282" w:author="PR Preview" w:date="2026-01-01T00:00:00Z">
-        <w:r>
-          <w:delText xml:space="preserve"> </w:delText>
-        </w:r>
-      </w:del>
-      <w:del w:id="283" w:author="PR Preview" w:date="2026-01-01T00:00:00Z">
-        <w:r>
-          <w:delText xml:space="preserve">1.52 mg/dL.</w:delText>
-        </w:r>
-      </w:del>
-    </w:p>
-    <w:p>
-      <w:pPr>
-        <w:pStyle w:val="BodyText"/>
-      </w:pPr>
-      <w:ins w:id="284" w:author="PR Preview" w:date="2026-01-01T00:00:00Z">
-        <w:r>
-          <w:rPr>
-            <w:b/>
-            <w:bCs/>
-          </w:rPr>
-          <w:t xml:space="preserve">Example 8 (Margin of error for population mean cholesterol)</w:t>
-        </w:r>
-      </w:ins>
-      <w:ins w:id="285" w:author="PR Preview" w:date="2026-01-01T00:00:00Z">
-        <w:r>
-          <w:t xml:space="preserve"> </w:t>
-        </w:r>
-      </w:ins>
-      <w:ins w:id="286" w:author="PR Preview" w:date="2026-01-01T00:00:00Z">
-        <w:r>
-          <w:t xml:space="preserve">In</w:t>
-        </w:r>
-      </w:ins>
-      <w:ins w:id="287" w:author="PR Preview" w:date="2026-01-01T00:00:00Z">
-        <w:r>
-          <w:t xml:space="preserve"> </w:t>
-        </w:r>
-      </w:ins>
-      <w:hyperlink w:anchor="exm-confidence-interval-wcgs">
-        <w:ins w:id="288" w:author="PR Preview" w:date="2026-01-01T00:00:00Z">
-          <w:r>
-            <w:rPr>
-              <w:rStyle w:val="Hyperlink"/>
-            </w:rPr>
-            <w:t xml:space="preserve">Example 7</w:t>
-          </w:r>
-        </w:ins>
-      </w:hyperlink>
-      <w:ins w:id="289" w:author="PR Preview" w:date="2026-01-01T00:00:00Z">
-        <w:r>
-          <w:t xml:space="preserve">,</w:t>
-        </w:r>
-      </w:ins>
-      <w:ins w:id="290" w:author="PR Preview" w:date="2026-01-01T00:00:00Z">
-        <w:r>
-          <w:t xml:space="preserve"> </w:t>
-        </w:r>
-      </w:ins>
-      <w:ins w:id="291" w:author="PR Preview" w:date="2026-01-01T00:00:00Z">
-        <w:r>
-          <w:t xml:space="preserve">the margin of error is</w:t>
-        </w:r>
-      </w:ins>
-      <w:ins w:id="292" w:author="PR Preview" w:date="2026-01-01T00:00:00Z">
-        <w:r>
-          <w:t xml:space="preserve"> </w:t>
-        </w:r>
-      </w:ins>
-      <m:oMath>
-        <m:sSub>
-          <m:e>
-            <m:r>
-              <m:t>z</m:t>
-            </m:r>
-          </m:e>
-          <m:sub>
-            <m:r>
-              <m:t>0.975</m:t>
-            </m:r>
-          </m:sub>
-        </m:sSub>
-        <m:r>
-          <m:rPr>
-            <m:sty m:val="p"/>
-          </m:rPr>
-          <m:t>×</m:t>
-        </m:r>
-        <m:r>
-          <m:t>s</m:t>
-        </m:r>
-        <m:r>
-          <m:rPr>
-            <m:sty m:val="p"/>
-          </m:rPr>
-          <m:t>/</m:t>
-        </m:r>
-        <m:rad>
-          <m:radPr>
-            <m:degHide m:val="on"/>
-          </m:radPr>
-          <m:deg/>
-          <m:e>
-            <m:r>
-              <m:t>n</m:t>
-            </m:r>
-          </m:e>
-        </m:rad>
-        <m:r>
-          <m:rPr>
-            <m:sty m:val="p"/>
-          </m:rPr>
-          <m:t>≈</m:t>
-        </m:r>
-      </m:oMath>
-      <w:ins w:id="293" w:author="PR Preview" w:date="2026-01-01T00:00:00Z">
-        <w:r>
-          <w:t xml:space="preserve"> </w:t>
-        </w:r>
-      </w:ins>
-      <w:ins w:id="294" w:author="PR Preview" w:date="2026-01-01T00:00:00Z">
-        <w:r>
-          <w:t xml:space="preserve">1.52 mg/dL.</w:t>
-        </w:r>
-      </w:ins>
+      <w:r>
+        <w:t xml:space="preserve"> </w:t>
+      </w:r>
+      <w:r>
+        <w:t xml:space="preserve">1.52 mg/dL.</w:t>
+      </w:r>
     </w:p>
     <w:bookmarkEnd w:id="43"/>
     <w:p>
